--- a/Volume 1/Chapter 01 - Development Environment/SPA_Vol1_Ch1_Lesson1_11_Assembly_Setup_Optional.docx
+++ b/Volume 1/Chapter 01 - Development Environment/SPA_Vol1_Ch1_Lesson1_11_Assembly_Setup_Optional.docx
@@ -1881,7 +1881,7 @@
         <w:keepNext/>
       </w:pPr>
       <w:r>
-        <w:t>New-Item -ItemType Directory -Force $HOME\spa | Out-Null</w:t>
+        <w:t>New-Item -ItemType Directory -Force "$HOME\spa" | Out-Null</w:t>
       </w:r>
     </w:p>
     <w:p>
@@ -1889,7 +1889,7 @@
         <w:pStyle w:val="CommandBlock"/>
       </w:pPr>
       <w:r>
-        <w:t>Set-Location $HOME\spa</w:t>
+        <w:t>Set-Location "$HOME\spa"</w:t>
       </w:r>
     </w:p>
     <w:p>
@@ -1926,7 +1926,7 @@
         <w:keepNext/>
       </w:pPr>
       <w:r>
-        <w:t>New-Item -ItemType Directory -Force .\lesson-1.11\assembly\windows | Out-Null</w:t>
+        <w:t>New-Item -ItemType Directory -Force "$HOME\spa\lesson-1.11\assembly\windows" |</w:t>
       </w:r>
     </w:p>
     <w:p>
@@ -1935,7 +1935,7 @@
         <w:keepNext/>
       </w:pPr>
       <w:r>
-        <w:t>New-Item -ItemType Directory -Force .\lesson-1.11\assembly\linux | Out-Null</w:t>
+        <w:t xml:space="preserve">    Out-Null</w:t>
       </w:r>
     </w:p>
     <w:p>
@@ -1944,12 +1944,30 @@
         <w:keepNext/>
       </w:pPr>
       <w:r>
-        <w:t>Set-Location .\lesson-1.11</w:t>
+        <w:t>New-Item -ItemType Directory -Force "$HOME\spa\lesson-1.11\assembly\linux" |</w:t>
       </w:r>
     </w:p>
     <w:p>
       <w:pPr>
         <w:pStyle w:val="CommandBlock"/>
+        <w:keepNext/>
+      </w:pPr>
+      <w:r>
+        <w:t xml:space="preserve">    Out-Null</w:t>
+      </w:r>
+    </w:p>
+    <w:p>
+      <w:pPr>
+        <w:pStyle w:val="CommandBlock"/>
+        <w:keepNext/>
+      </w:pPr>
+      <w:r>
+        <w:t>Set-Location "$HOME\spa\lesson-1.11"</w:t>
+      </w:r>
+    </w:p>
+    <w:p>
+      <w:pPr>
+        <w:pStyle w:val="CommandBlock"/>
       </w:pPr>
       <w:r>
         <w:t>Get-Location</w:t>
@@ -1965,7 +1983,7 @@
         <w:pStyle w:val="ListBullet"/>
       </w:pPr>
       <w:r>
-        <w:t>The two New-Item lines make lesson-1.11, its assembly folder, and the windows and linux folders inside it.</w:t>
+        <w:t>The two New-Item lines make lesson-1.11, its assembly folder, and the windows and linux folders inside it. Each folder is a full path that starts with $HOME\spa, so the line makes the same folder from any folder you are in. A | at the end of a line carries the command on to the next line.</w:t>
       </w:r>
     </w:p>
     <w:p>
@@ -1973,7 +1991,7 @@
         <w:pStyle w:val="ListBullet"/>
       </w:pPr>
       <w:r>
-        <w:t>Set-Location .\lesson-1.11 moves into the lesson folder, and Get-Location prints where you are.</w:t>
+        <w:t>Set-Location "$HOME\spa\lesson-1.11" moves into the lesson folder, and Get-Location prints where you are.</w:t>
       </w:r>
     </w:p>
     <w:p>
@@ -2097,7 +2115,7 @@
         <w:keepNext/>
       </w:pPr>
       <w:r>
-        <w:t>Set-Location $HOME\spa\lesson-1.11</w:t>
+        <w:t>Set-Location "$HOME\spa\lesson-1.11"</w:t>
       </w:r>
     </w:p>
     <w:p>
@@ -2180,7 +2198,7 @@
         <w:keepNext/>
       </w:pPr>
       <w:r>
-        <w:t>mkdir -p ~/spa/lesson-1.11/assembly/linux</w:t>
+        <w:t>mkdir -p "$HOME/spa/lesson-1.11/assembly/linux"</w:t>
       </w:r>
     </w:p>
     <w:p>
@@ -2189,7 +2207,7 @@
         <w:keepNext/>
       </w:pPr>
       <w:r>
-        <w:t>cd ~/spa/lesson-1.11</w:t>
+        <w:t>cd "$HOME/spa/lesson-1.11"</w:t>
       </w:r>
     </w:p>
     <w:p>
@@ -2207,7 +2225,7 @@
     </w:p>
     <w:p>
       <w:r>
-        <w:t>Remember, ~ is your home folder, mkdir -p creates the folders, cd moves into lesson-1.11, and pwd prints a path that ends in spa/lesson-1.11.</w:t>
+        <w:t>Remember, $HOME is your home folder, mkdir -p creates the folders, cd moves into lesson-1.11, and pwd prints a path that ends in spa/lesson-1.11.</w:t>
       </w:r>
     </w:p>
     <w:p>
@@ -5275,31 +5293,31 @@
       </w:rPr>
     </w:lvl>
   </w:abstractNum>
-  <w:num w:numId="1" w16cid:durableId="608202632">
+  <w:num w:numId="1" w16cid:durableId="481968651">
     <w:abstractNumId w:val="8"/>
   </w:num>
-  <w:num w:numId="2" w16cid:durableId="2088841231">
+  <w:num w:numId="2" w16cid:durableId="614603267">
     <w:abstractNumId w:val="6"/>
   </w:num>
-  <w:num w:numId="3" w16cid:durableId="1946964490">
+  <w:num w:numId="3" w16cid:durableId="1924298623">
     <w:abstractNumId w:val="5"/>
   </w:num>
-  <w:num w:numId="4" w16cid:durableId="635912093">
+  <w:num w:numId="4" w16cid:durableId="1192499278">
     <w:abstractNumId w:val="4"/>
   </w:num>
-  <w:num w:numId="5" w16cid:durableId="1423598679">
+  <w:num w:numId="5" w16cid:durableId="275407807">
     <w:abstractNumId w:val="7"/>
   </w:num>
-  <w:num w:numId="6" w16cid:durableId="2112628369">
+  <w:num w:numId="6" w16cid:durableId="1768192132">
     <w:abstractNumId w:val="3"/>
   </w:num>
-  <w:num w:numId="7" w16cid:durableId="362557907">
+  <w:num w:numId="7" w16cid:durableId="2017996431">
     <w:abstractNumId w:val="2"/>
   </w:num>
-  <w:num w:numId="8" w16cid:durableId="215170702">
+  <w:num w:numId="8" w16cid:durableId="1765687777">
     <w:abstractNumId w:val="1"/>
   </w:num>
-  <w:num w:numId="9" w16cid:durableId="135341435">
+  <w:num w:numId="9" w16cid:durableId="2060594723">
     <w:abstractNumId w:val="0"/>
   </w:num>
 </w:numbering>

--- a/Volume 1/Chapter 01 - Development Environment/SPA_Vol1_Ch1_Lesson1_11_Assembly_Setup_Optional.docx
+++ b/Volume 1/Chapter 01 - Development Environment/SPA_Vol1_Ch1_Lesson1_11_Assembly_Setup_Optional.docx
@@ -741,6 +741,7 @@
         <w:pStyle w:val="ListBullet"/>
       </w:pPr>
       <w:r>
+        <w:lastRenderedPageBreak/>
         <w:t>Remember, $nasmFolder is a variable that holds the folder, GetEnvironmentVariable reads your User PATH, and SetEnvironmentVariable saves the new list. The User PATH belongs only to your account and needs no administrator rights.</w:t>
       </w:r>
     </w:p>
@@ -2547,7 +2548,7 @@
         <w:pStyle w:val="SourceCode"/>
       </w:pPr>
       <w:r>
-        <w:t xml:space="preserve">    ; a function uses while it runs. Windows needs 32 bytes of scratch</w:t>
+        <w:t xml:space="preserve">    ; a function uses while it runs. Windows needs 32 bytes of scratch space</w:t>
       </w:r>
     </w:p>
     <w:p>
@@ -2555,7 +2556,7 @@
         <w:pStyle w:val="SourceCode"/>
       </w:pPr>
       <w:r>
-        <w:t xml:space="preserve">    ; space there for every call, plus 8 more to keep the stack aligned,</w:t>
+        <w:t xml:space="preserve">    ; for every call, and rsp aligned (a multiple of 16) at each call. The</w:t>
       </w:r>
     </w:p>
     <w:p>
@@ -2563,7 +2564,7 @@
         <w:pStyle w:val="SourceCode"/>
       </w:pPr>
       <w:r>
-        <w:t xml:space="preserve">    ; so sub takes 40 from rsp to set aside 40 bytes.</w:t>
+        <w:t xml:space="preserve">    ; call into main put 8 bytes there, so sub takes 32 + 8 = 40 from rsp.</w:t>
       </w:r>
     </w:p>
     <w:p>
@@ -2955,7 +2956,7 @@
         <w:pStyle w:val="SourceCode"/>
       </w:pPr>
       <w:r>
-        <w:t xml:space="preserve">    ; Linux needs the stack aligned to 16 bytes at every call. push</w:t>
+        <w:t xml:space="preserve">    ; Linux needs the stack aligned (its top address a multiple of 16) at each</w:t>
       </w:r>
     </w:p>
     <w:p>
@@ -2963,7 +2964,7 @@
         <w:pStyle w:val="SourceCode"/>
       </w:pPr>
       <w:r>
-        <w:t xml:space="preserve">    ; saves register rbp on the stack, which also restores that alignment.</w:t>
+        <w:t xml:space="preserve">    ; call. The call into main put 8 bytes there; push saves rbp in 8 more.</w:t>
       </w:r>
     </w:p>
     <w:p>
@@ -3785,7 +3786,7 @@
         <w:pStyle w:val="SourceCode"/>
       </w:pPr>
       <w:r>
-        <w:t xml:space="preserve">    ; Remember, the first value goes in rcx, and lea loads an address.</w:t>
+        <w:t xml:space="preserve">    ; Remember, rcx gets the first value, lea loads an address, call runs printf.</w:t>
       </w:r>
     </w:p>
     <w:p>
@@ -3814,7 +3815,7 @@
         <w:pStyle w:val="SourceCode"/>
       </w:pPr>
       <w:r>
-        <w:t xml:space="preserve">    ; Remember, 0 in eax tells the terminal the program succeeded.</w:t>
+        <w:t xml:space="preserve">    ; Remember, eax = 0 means success; add gives back the 40 bytes; ret returns.</w:t>
       </w:r>
     </w:p>
     <w:p>
@@ -4048,7 +4049,7 @@
         <w:pStyle w:val="SourceCode"/>
       </w:pPr>
       <w:r>
-        <w:t xml:space="preserve">    ; Remember, the first value goes in rdi, and eax = 0 tells printf</w:t>
+        <w:t xml:space="preserve">    ; Remember, rdi gets the first value, and eax = 0 tells printf that no</w:t>
       </w:r>
     </w:p>
     <w:p>
@@ -4056,7 +4057,7 @@
         <w:pStyle w:val="SourceCode"/>
       </w:pPr>
       <w:r>
-        <w:t xml:space="preserve">    ; that no floating-point registers are used.</w:t>
+        <w:t xml:space="preserve">    ; floating-point registers are used. call runs printf.</w:t>
       </w:r>
     </w:p>
     <w:p>
@@ -4093,7 +4094,7 @@
         <w:pStyle w:val="SourceCode"/>
       </w:pPr>
       <w:r>
-        <w:t xml:space="preserve">    ; Remember, 0 in eax tells the terminal the program succeeded.</w:t>
+        <w:t xml:space="preserve">    ; Remember, eax = 0 means success; pop undoes the push; ret returns.</w:t>
       </w:r>
     </w:p>
     <w:p>
@@ -5293,31 +5294,31 @@
       </w:rPr>
     </w:lvl>
   </w:abstractNum>
-  <w:num w:numId="1" w16cid:durableId="481968651">
+  <w:num w:numId="1" w16cid:durableId="1365867701">
     <w:abstractNumId w:val="8"/>
   </w:num>
-  <w:num w:numId="2" w16cid:durableId="614603267">
+  <w:num w:numId="2" w16cid:durableId="737167121">
     <w:abstractNumId w:val="6"/>
   </w:num>
-  <w:num w:numId="3" w16cid:durableId="1924298623">
+  <w:num w:numId="3" w16cid:durableId="861361248">
     <w:abstractNumId w:val="5"/>
   </w:num>
-  <w:num w:numId="4" w16cid:durableId="1192499278">
+  <w:num w:numId="4" w16cid:durableId="1177619712">
     <w:abstractNumId w:val="4"/>
   </w:num>
-  <w:num w:numId="5" w16cid:durableId="275407807">
+  <w:num w:numId="5" w16cid:durableId="1481119608">
     <w:abstractNumId w:val="7"/>
   </w:num>
-  <w:num w:numId="6" w16cid:durableId="1768192132">
+  <w:num w:numId="6" w16cid:durableId="76556904">
     <w:abstractNumId w:val="3"/>
   </w:num>
-  <w:num w:numId="7" w16cid:durableId="2017996431">
+  <w:num w:numId="7" w16cid:durableId="487523894">
     <w:abstractNumId w:val="2"/>
   </w:num>
-  <w:num w:numId="8" w16cid:durableId="1765687777">
+  <w:num w:numId="8" w16cid:durableId="1538812063">
     <w:abstractNumId w:val="1"/>
   </w:num>
-  <w:num w:numId="9" w16cid:durableId="2060594723">
+  <w:num w:numId="9" w16cid:durableId="1739085928">
     <w:abstractNumId w:val="0"/>
   </w:num>
 </w:numbering>

--- a/Volume 1/Chapter 01 - Development Environment/SPA_Vol1_Ch1_Lesson1_11_Assembly_Setup_Optional.docx
+++ b/Volume 1/Chapter 01 - Development Environment/SPA_Vol1_Ch1_Lesson1_11_Assembly_Setup_Optional.docx
@@ -95,10 +95,7 @@
     </w:p>
     <w:p>
       <w:r>
-        <w:t>Assembly is the language closest to the processor: each line is one instruction the processor carries out. Reading it shows what compiled C really becomes, which is why systems programmers meet it when they debug crashes, read compiler output, or study how programs start. This lesson is optional. Later in the course, optional companion lessons build Assembly programs exactly the way this lesson does. Setting the tools up carefully now means those lessons fail only because of the code you are learning, never</w:t>
-      </w:r>
-      <w:r>
-        <w:t xml:space="preserve"> because of your tools.</w:t>
+        <w:t>Assembly is the language closest to the processor: each line is one instruction the processor carries out. Reading it shows what compiled C really becomes, which is why systems programmers meet it when they debug crashes, read compiler output, or study how programs start. This lesson is optional. Later in the course, optional companion lessons build Assembly programs exactly the way this lesson does. Setting the tools up carefully now means those lessons fail only because of the code you are learning, never because of your tools.</w:t>
       </w:r>
     </w:p>
     <w:p>
@@ -3530,10 +3527,7 @@
     </w:p>
     <w:p>
       <w:r>
-        <w:t xml:space="preserve">Remember, the course writes each program twice: a Basic version, and a Production-Minded version written the way real tools are. The Production-Minded version, setup_check.asm, prints the same greeting but keeps its text in a read-only section: .rdata on Windows and .rodata on Linux. The system marks that memory read-only when the program starts, so a mistake that tries to overwrite the text stops the program at once instead of quietly printing something wrong. Every later Assembly program in the course is </w:t>
-      </w:r>
-      <w:r>
-        <w:t>laid out this way.</w:t>
+        <w:t>Remember, the course writes each program twice: a Basic version, and a Production-Minded version written the way real tools are. The Production-Minded version, setup_check.asm, prints the same greeting but keeps its text in a read-only section: .rdata on Windows and .rodata on Linux. The system marks that memory read-only when the program starts, so a mistake that tries to overwrite the text stops the program at once instead of quietly printing something wrong. Every later Assembly program in the course is laid out this way.</w:t>
       </w:r>
     </w:p>
     <w:p>
@@ -4689,10 +4683,7 @@
     </w:p>
     <w:p>
       <w:r>
-        <w:t>Change both setup_check.asm files so each program prints a second line, Language: Assembly, under the greeting, exactly as the Required Exercise Output below shows. Look at how the program stores its greeting and how it prints it: you need a second piece of text with its own label, in the same section, and a second print. printf may change rcx, rdi, and eax while it runs, so before the second call, put the new text's address in the right register again, and on Linux set eax to 0 again. Open each file with N</w:t>
-      </w:r>
-      <w:r>
-        <w:t>otepad, make the change, save, then assemble, link, and run.</w:t>
+        <w:t>Change both setup_check.asm files so each program prints a second line, Language: Assembly, under the greeting, exactly as the Required Exercise Output below shows. Look at how the program stores its greeting and how it prints it: you need a second piece of text with its own label, in the same section, and a second print. printf may change rcx, rdi, and eax while it runs, so before the second call, put the new text's address in the right register again, and on Linux set eax to 0 again. Open each file with Notepad, make the change, save, then assemble, link, and run.</w:t>
       </w:r>
     </w:p>
     <w:p>
